--- a/anteproyecto/plantilla_anteproyecto_2025.docx
+++ b/anteproyecto/plantilla_anteproyecto_2025.docx
@@ -994,7 +994,23 @@
                 <w:sz w:val="20"/>
                 <w:szCs w:val="20"/>
               </w:rPr>
-              <w:t>El aprendizaje por refuerzo ofrece un marco idóneo para abordar este tipo de problemas de toma de decisiones secuenciales. A diferencia de los enfoques basados en reglas predefinidas, que pueden resultar rígidos ante situaciones no contempladas, un agente entrenado mediante aprendizaje por refuerzo puede descubrir estrategias óptimas a través de la experiencia, adaptándose a las características específicas del entorno.</w:t>
+              <w:t>El aprendizaje por refuerzo</w:t>
+            </w:r>
+            <w:r>
+              <w:rPr>
+                <w:rFonts w:ascii="Times New Roman" w:eastAsia="Times New Roman" w:hAnsi="Times New Roman" w:cs="Times New Roman"/>
+                <w:sz w:val="20"/>
+                <w:szCs w:val="20"/>
+              </w:rPr>
+              <w:t xml:space="preserve"> [1][2]</w:t>
+            </w:r>
+            <w:r>
+              <w:rPr>
+                <w:rFonts w:ascii="Times New Roman" w:eastAsia="Times New Roman" w:hAnsi="Times New Roman" w:cs="Times New Roman"/>
+                <w:sz w:val="20"/>
+                <w:szCs w:val="20"/>
+              </w:rPr>
+              <w:t xml:space="preserve"> ofrece un marco idóneo para abordar este tipo de problemas de toma de decisiones secuenciales. A diferencia de los enfoques basados en reglas predefinidas, que pueden resultar rígidos ante situaciones no contempladas, un agente entrenado mediante aprendizaje por refuerzo puede descubrir estrategias óptimas a través de la experiencia, adaptándose a las características específicas del entorno.</w:t>
             </w:r>
           </w:p>
           <w:p>
@@ -1040,7 +1056,31 @@
                 <w:sz w:val="20"/>
                 <w:szCs w:val="20"/>
               </w:rPr>
-              <w:t xml:space="preserve">. El robot opera en un entorno con múltiples ubicaciones conectadas por rutas predefinidas y una estación de carga, y el agente deberá aprender a decidir a qué destino dirigirse y cuándo recargar la batería. El trabajo abordará la integración entre el simulador y Python, así como el estudio e implementación de algoritmos de RL, evaluando tanto el desarrollo de soluciones propias como el uso de </w:t>
+              <w:t xml:space="preserve"> [5]</w:t>
+            </w:r>
+            <w:r>
+              <w:rPr>
+                <w:rFonts w:ascii="Times New Roman" w:eastAsia="Times New Roman" w:hAnsi="Times New Roman" w:cs="Times New Roman"/>
+                <w:sz w:val="20"/>
+                <w:szCs w:val="20"/>
+              </w:rPr>
+              <w:t>. El robot opera en un entorno con múltiples ubicaciones conectadas por rutas predefinidas y una estación de carga, y el agente deberá aprender a decidir a qué destino dirigirse y cuándo recargar la batería. El trabajo abordará la integración entre el simulador y Python</w:t>
+            </w:r>
+            <w:r>
+              <w:rPr>
+                <w:rFonts w:ascii="Times New Roman" w:eastAsia="Times New Roman" w:hAnsi="Times New Roman" w:cs="Times New Roman"/>
+                <w:sz w:val="20"/>
+                <w:szCs w:val="20"/>
+              </w:rPr>
+              <w:t xml:space="preserve"> [7]</w:t>
+            </w:r>
+            <w:r>
+              <w:rPr>
+                <w:rFonts w:ascii="Times New Roman" w:eastAsia="Times New Roman" w:hAnsi="Times New Roman" w:cs="Times New Roman"/>
+                <w:sz w:val="20"/>
+                <w:szCs w:val="20"/>
+              </w:rPr>
+              <w:t xml:space="preserve">, así como el estudio e implementación de algoritmos de RL, evaluando tanto el desarrollo de soluciones propias como el uso de </w:t>
             </w:r>
             <w:proofErr w:type="spellStart"/>
             <w:r>
@@ -1259,7 +1299,63 @@
                 <w:sz w:val="20"/>
                 <w:szCs w:val="20"/>
               </w:rPr>
-              <w:t xml:space="preserve"> integrado con Python, y se explorarán diferentes aproximaciones algorítmicas</w:t>
+              <w:t xml:space="preserve"> </w:t>
+            </w:r>
+            <w:r>
+              <w:rPr>
+                <w:rFonts w:ascii="Times New Roman" w:eastAsia="Times New Roman" w:hAnsi="Times New Roman" w:cs="Times New Roman"/>
+                <w:sz w:val="20"/>
+                <w:szCs w:val="20"/>
+              </w:rPr>
+              <w:t>[5]</w:t>
+            </w:r>
+            <w:r>
+              <w:rPr>
+                <w:rFonts w:ascii="Times New Roman" w:hAnsi="Times New Roman" w:cs="Times New Roman"/>
+                <w:sz w:val="20"/>
+                <w:szCs w:val="20"/>
+              </w:rPr>
+              <w:t xml:space="preserve"> integrado con Python</w:t>
+            </w:r>
+            <w:r>
+              <w:rPr>
+                <w:rFonts w:ascii="Times New Roman" w:hAnsi="Times New Roman" w:cs="Times New Roman"/>
+                <w:sz w:val="20"/>
+                <w:szCs w:val="20"/>
+              </w:rPr>
+              <w:t xml:space="preserve"> </w:t>
+            </w:r>
+            <w:r>
+              <w:rPr>
+                <w:rFonts w:ascii="Times New Roman" w:eastAsia="Times New Roman" w:hAnsi="Times New Roman" w:cs="Times New Roman"/>
+                <w:sz w:val="20"/>
+                <w:szCs w:val="20"/>
+              </w:rPr>
+              <w:t>[</w:t>
+            </w:r>
+            <w:r>
+              <w:rPr>
+                <w:rFonts w:ascii="Times New Roman" w:eastAsia="Times New Roman" w:hAnsi="Times New Roman" w:cs="Times New Roman"/>
+                <w:sz w:val="20"/>
+                <w:szCs w:val="20"/>
+              </w:rPr>
+              <w:t>7</w:t>
+            </w:r>
+            <w:r>
+              <w:rPr>
+                <w:rFonts w:ascii="Times New Roman" w:eastAsia="Times New Roman" w:hAnsi="Times New Roman" w:cs="Times New Roman"/>
+                <w:sz w:val="20"/>
+                <w:szCs w:val="20"/>
+              </w:rPr>
+              <w:t>]</w:t>
+            </w:r>
+            <w:r>
+              <w:rPr>
+                <w:rFonts w:ascii="Times New Roman" w:hAnsi="Times New Roman" w:cs="Times New Roman"/>
+                <w:sz w:val="20"/>
+                <w:szCs w:val="20"/>
+              </w:rPr>
+              <w:t>, y se explorarán diferentes aproximaciones algorítmicas</w:t>
             </w:r>
             <w:r>
               <w:rPr>
@@ -1375,6 +1471,22 @@
                 <w:sz w:val="20"/>
                 <w:szCs w:val="20"/>
               </w:rPr>
+              <w:t xml:space="preserve"> </w:t>
+            </w:r>
+            <w:r>
+              <w:rPr>
+                <w:rFonts w:ascii="Times New Roman" w:eastAsia="Times New Roman" w:hAnsi="Times New Roman" w:cs="Times New Roman"/>
+                <w:sz w:val="20"/>
+                <w:szCs w:val="20"/>
+              </w:rPr>
+              <w:t>[5]</w:t>
+            </w:r>
+            <w:r>
+              <w:rPr>
+                <w:rFonts w:ascii="Times New Roman" w:hAnsi="Times New Roman" w:cs="Times New Roman"/>
+                <w:sz w:val="20"/>
+                <w:szCs w:val="20"/>
+              </w:rPr>
               <w:t xml:space="preserve"> con el robot, las ubicaciones y la estación de carga.</w:t>
             </w:r>
           </w:p>
@@ -1427,6 +1539,38 @@
                 <w:sz w:val="20"/>
                 <w:szCs w:val="20"/>
               </w:rPr>
+              <w:t xml:space="preserve"> </w:t>
+            </w:r>
+            <w:r>
+              <w:rPr>
+                <w:rFonts w:ascii="Times New Roman" w:eastAsia="Times New Roman" w:hAnsi="Times New Roman" w:cs="Times New Roman"/>
+                <w:sz w:val="20"/>
+                <w:szCs w:val="20"/>
+              </w:rPr>
+              <w:t>[</w:t>
+            </w:r>
+            <w:r>
+              <w:rPr>
+                <w:rFonts w:ascii="Times New Roman" w:eastAsia="Times New Roman" w:hAnsi="Times New Roman" w:cs="Times New Roman"/>
+                <w:sz w:val="20"/>
+                <w:szCs w:val="20"/>
+              </w:rPr>
+              <w:t>7</w:t>
+            </w:r>
+            <w:r>
+              <w:rPr>
+                <w:rFonts w:ascii="Times New Roman" w:eastAsia="Times New Roman" w:hAnsi="Times New Roman" w:cs="Times New Roman"/>
+                <w:sz w:val="20"/>
+                <w:szCs w:val="20"/>
+              </w:rPr>
+              <w:t>]</w:t>
+            </w:r>
+            <w:r>
+              <w:rPr>
+                <w:rFonts w:ascii="Times New Roman" w:hAnsi="Times New Roman" w:cs="Times New Roman"/>
+                <w:sz w:val="20"/>
+                <w:szCs w:val="20"/>
+              </w:rPr>
               <w:t>.</w:t>
             </w:r>
           </w:p>
@@ -1591,7 +1735,31 @@
                 <w:sz w:val="20"/>
                 <w:szCs w:val="20"/>
               </w:rPr>
-              <w:t xml:space="preserve"> como Stable-Baselines3 y </w:t>
+              <w:t xml:space="preserve"> como Stable-Baselines3</w:t>
+            </w:r>
+            <w:r>
+              <w:rPr>
+                <w:rFonts w:ascii="Times New Roman" w:hAnsi="Times New Roman" w:cs="Times New Roman"/>
+                <w:sz w:val="20"/>
+                <w:szCs w:val="20"/>
+              </w:rPr>
+              <w:t xml:space="preserve"> </w:t>
+            </w:r>
+            <w:r>
+              <w:rPr>
+                <w:rFonts w:ascii="Times New Roman" w:hAnsi="Times New Roman" w:cs="Times New Roman"/>
+                <w:sz w:val="20"/>
+                <w:szCs w:val="20"/>
+              </w:rPr>
+              <w:t>[4]</w:t>
+            </w:r>
+            <w:r>
+              <w:rPr>
+                <w:rFonts w:ascii="Times New Roman" w:hAnsi="Times New Roman" w:cs="Times New Roman"/>
+                <w:sz w:val="20"/>
+                <w:szCs w:val="20"/>
+              </w:rPr>
+              <w:t xml:space="preserve"> y </w:t>
             </w:r>
             <w:proofErr w:type="spellStart"/>
             <w:r>
@@ -1603,6 +1771,38 @@
               <w:t>Gymnasium</w:t>
             </w:r>
             <w:proofErr w:type="spellEnd"/>
+            <w:r>
+              <w:rPr>
+                <w:rFonts w:ascii="Times New Roman" w:hAnsi="Times New Roman" w:cs="Times New Roman"/>
+                <w:sz w:val="20"/>
+                <w:szCs w:val="20"/>
+              </w:rPr>
+              <w:t xml:space="preserve"> </w:t>
+            </w:r>
+            <w:r>
+              <w:rPr>
+                <w:rFonts w:ascii="Times New Roman" w:hAnsi="Times New Roman" w:cs="Times New Roman"/>
+                <w:sz w:val="20"/>
+                <w:szCs w:val="20"/>
+              </w:rPr>
+              <w:t>[</w:t>
+            </w:r>
+            <w:r>
+              <w:rPr>
+                <w:rFonts w:ascii="Times New Roman" w:hAnsi="Times New Roman" w:cs="Times New Roman"/>
+                <w:sz w:val="20"/>
+                <w:szCs w:val="20"/>
+              </w:rPr>
+              <w:t>3</w:t>
+            </w:r>
+            <w:r>
+              <w:rPr>
+                <w:rFonts w:ascii="Times New Roman" w:hAnsi="Times New Roman" w:cs="Times New Roman"/>
+                <w:sz w:val="20"/>
+                <w:szCs w:val="20"/>
+              </w:rPr>
+              <w:t>]</w:t>
+            </w:r>
             <w:r>
               <w:rPr>
                 <w:rFonts w:ascii="Times New Roman" w:hAnsi="Times New Roman" w:cs="Times New Roman"/>
@@ -2332,7 +2532,55 @@
                 <w:sz w:val="20"/>
                 <w:szCs w:val="20"/>
               </w:rPr>
-              <w:t>, implementando el sistema de navegación por rutas y el modelo de batería. A su vez, se establecerá la comunicación entre el simulador y Python para controlar el robot</w:t>
+              <w:t xml:space="preserve"> </w:t>
+            </w:r>
+            <w:r>
+              <w:rPr>
+                <w:rFonts w:ascii="Times New Roman" w:eastAsia="Times New Roman" w:hAnsi="Times New Roman" w:cs="Times New Roman"/>
+                <w:sz w:val="20"/>
+                <w:szCs w:val="20"/>
+              </w:rPr>
+              <w:t>[5]</w:t>
+            </w:r>
+            <w:r>
+              <w:rPr>
+                <w:rFonts w:ascii="Times New Roman" w:eastAsia="Times New Roman" w:hAnsi="Times New Roman" w:cs="Times New Roman"/>
+                <w:sz w:val="20"/>
+                <w:szCs w:val="20"/>
+              </w:rPr>
+              <w:t>[6]</w:t>
+            </w:r>
+            <w:r>
+              <w:rPr>
+                <w:rFonts w:ascii="Times New Roman" w:eastAsia="Times New Roman" w:hAnsi="Times New Roman" w:cs="Times New Roman"/>
+                <w:sz w:val="20"/>
+                <w:szCs w:val="20"/>
+              </w:rPr>
+              <w:t>, implementando el sistema de navegación por rutas y el modelo de batería. A su vez, se establecerá la comunicación entre el simulador y Python</w:t>
+            </w:r>
+            <w:r>
+              <w:rPr>
+                <w:rFonts w:ascii="Times New Roman" w:eastAsia="Times New Roman" w:hAnsi="Times New Roman" w:cs="Times New Roman"/>
+                <w:sz w:val="20"/>
+                <w:szCs w:val="20"/>
+              </w:rPr>
+              <w:t xml:space="preserve"> </w:t>
+            </w:r>
+            <w:r>
+              <w:rPr>
+                <w:rFonts w:ascii="Times New Roman" w:eastAsia="Times New Roman" w:hAnsi="Times New Roman" w:cs="Times New Roman"/>
+                <w:sz w:val="20"/>
+                <w:szCs w:val="20"/>
+              </w:rPr>
+              <w:t>[7]</w:t>
+            </w:r>
+            <w:r>
+              <w:rPr>
+                <w:rFonts w:ascii="Times New Roman" w:eastAsia="Times New Roman" w:hAnsi="Times New Roman" w:cs="Times New Roman"/>
+                <w:sz w:val="20"/>
+                <w:szCs w:val="20"/>
+              </w:rPr>
+              <w:t xml:space="preserve"> para controlar el robot</w:t>
             </w:r>
             <w:r>
               <w:rPr>
@@ -2648,6 +2896,22 @@
                 <w:sz w:val="20"/>
                 <w:szCs w:val="20"/>
               </w:rPr>
+              <w:t xml:space="preserve"> </w:t>
+            </w:r>
+            <w:r>
+              <w:rPr>
+                <w:rFonts w:ascii="Times New Roman" w:eastAsia="Times New Roman" w:hAnsi="Times New Roman" w:cs="Times New Roman"/>
+                <w:sz w:val="20"/>
+                <w:szCs w:val="20"/>
+              </w:rPr>
+              <w:t>[5]</w:t>
+            </w:r>
+            <w:r>
+              <w:rPr>
+                <w:rFonts w:ascii="Times New Roman" w:eastAsia="Times New Roman" w:hAnsi="Times New Roman" w:cs="Times New Roman"/>
+                <w:sz w:val="20"/>
+                <w:szCs w:val="20"/>
+              </w:rPr>
               <w:t>, incluyendo el robot, las rutas, los nodos y el sistema de batería.</w:t>
             </w:r>
           </w:p>
@@ -2714,6 +2978,24 @@
                 <w:szCs w:val="20"/>
               </w:rPr>
               <w:t>Establecer la comunicación entre el simulador y Python</w:t>
+            </w:r>
+            <w:r>
+              <w:rPr>
+                <w:rFonts w:ascii="Times New Roman" w:eastAsia="Times New Roman" w:hAnsi="Times New Roman" w:cs="Times New Roman"/>
+                <w:bCs/>
+                <w:sz w:val="20"/>
+                <w:szCs w:val="20"/>
+              </w:rPr>
+              <w:t xml:space="preserve"> </w:t>
+            </w:r>
+            <w:r>
+              <w:rPr>
+                <w:rFonts w:ascii="Times New Roman" w:eastAsia="Times New Roman" w:hAnsi="Times New Roman" w:cs="Times New Roman"/>
+                <w:bCs/>
+                <w:sz w:val="20"/>
+                <w:szCs w:val="20"/>
+              </w:rPr>
+              <w:t>[7]</w:t>
             </w:r>
             <w:r>
               <w:rPr>
@@ -4021,6 +4303,9 @@
           </w:tcPr>
           <w:p>
             <w:pPr>
+              <w:tabs>
+                <w:tab w:val="left" w:pos="4350"/>
+              </w:tabs>
               <w:jc w:val="both"/>
               <w:rPr>
                 <w:rFonts w:ascii="Times New Roman" w:eastAsia="Times New Roman" w:hAnsi="Times New Roman" w:cs="Times New Roman"/>
@@ -4044,7 +4329,31 @@
                 <w:sz w:val="20"/>
                 <w:szCs w:val="20"/>
               </w:rPr>
-              <w:t xml:space="preserve"> Python, </w:t>
+              <w:t xml:space="preserve"> Python</w:t>
+            </w:r>
+            <w:r>
+              <w:rPr>
+                <w:rFonts w:ascii="Times New Roman" w:eastAsia="Times New Roman" w:hAnsi="Times New Roman" w:cs="Times New Roman"/>
+                <w:sz w:val="20"/>
+                <w:szCs w:val="20"/>
+              </w:rPr>
+              <w:t xml:space="preserve"> </w:t>
+            </w:r>
+            <w:r>
+              <w:rPr>
+                <w:rFonts w:ascii="Times New Roman" w:eastAsia="Times New Roman" w:hAnsi="Times New Roman" w:cs="Times New Roman"/>
+                <w:sz w:val="20"/>
+                <w:szCs w:val="20"/>
+              </w:rPr>
+              <w:t>[7]</w:t>
+            </w:r>
+            <w:r>
+              <w:rPr>
+                <w:rFonts w:ascii="Times New Roman" w:eastAsia="Times New Roman" w:hAnsi="Times New Roman" w:cs="Times New Roman"/>
+                <w:sz w:val="20"/>
+                <w:szCs w:val="20"/>
+              </w:rPr>
+              <w:t xml:space="preserve">, </w:t>
             </w:r>
             <w:proofErr w:type="spellStart"/>
             <w:r>
@@ -4056,6 +4365,22 @@
               <w:t>Lua</w:t>
             </w:r>
             <w:proofErr w:type="spellEnd"/>
+            <w:r>
+              <w:rPr>
+                <w:rFonts w:ascii="Times New Roman" w:eastAsia="Times New Roman" w:hAnsi="Times New Roman" w:cs="Times New Roman"/>
+                <w:sz w:val="20"/>
+                <w:szCs w:val="20"/>
+              </w:rPr>
+              <w:t xml:space="preserve"> </w:t>
+            </w:r>
+            <w:r>
+              <w:rPr>
+                <w:rFonts w:ascii="Times New Roman" w:eastAsia="Times New Roman" w:hAnsi="Times New Roman" w:cs="Times New Roman"/>
+                <w:sz w:val="20"/>
+                <w:szCs w:val="20"/>
+              </w:rPr>
+              <w:t>[8]</w:t>
+            </w:r>
           </w:p>
         </w:tc>
       </w:tr>
@@ -4104,6 +4429,22 @@
               <w:t>CoppeliaSim</w:t>
             </w:r>
             <w:proofErr w:type="spellEnd"/>
+            <w:r>
+              <w:rPr>
+                <w:rFonts w:ascii="Times New Roman" w:eastAsia="Times New Roman" w:hAnsi="Times New Roman" w:cs="Times New Roman"/>
+                <w:sz w:val="20"/>
+                <w:szCs w:val="20"/>
+              </w:rPr>
+              <w:t xml:space="preserve"> </w:t>
+            </w:r>
+            <w:r>
+              <w:rPr>
+                <w:rFonts w:ascii="Times New Roman" w:eastAsia="Times New Roman" w:hAnsi="Times New Roman" w:cs="Times New Roman"/>
+                <w:sz w:val="20"/>
+                <w:szCs w:val="20"/>
+              </w:rPr>
+              <w:t>[5]</w:t>
+            </w:r>
           </w:p>
         </w:tc>
       </w:tr>
@@ -4164,7 +4505,23 @@
                 <w:sz w:val="20"/>
                 <w:szCs w:val="20"/>
               </w:rPr>
+              <w:t xml:space="preserve"> [3]</w:t>
+            </w:r>
+            <w:r>
+              <w:rPr>
+                <w:rFonts w:ascii="Times New Roman" w:eastAsia="Times New Roman" w:hAnsi="Times New Roman" w:cs="Times New Roman"/>
+                <w:sz w:val="20"/>
+                <w:szCs w:val="20"/>
+              </w:rPr>
               <w:t>, Stable-Baselines3</w:t>
+            </w:r>
+            <w:r>
+              <w:rPr>
+                <w:rFonts w:ascii="Times New Roman" w:eastAsia="Times New Roman" w:hAnsi="Times New Roman" w:cs="Times New Roman"/>
+                <w:sz w:val="20"/>
+                <w:szCs w:val="20"/>
+              </w:rPr>
+              <w:t xml:space="preserve"> [4]</w:t>
             </w:r>
           </w:p>
         </w:tc>
@@ -4214,6 +4571,14 @@
                 <w:sz w:val="20"/>
                 <w:szCs w:val="20"/>
               </w:rPr>
+              <w:t xml:space="preserve"> [9]</w:t>
+            </w:r>
+            <w:r>
+              <w:rPr>
+                <w:rFonts w:ascii="Times New Roman" w:eastAsia="Times New Roman" w:hAnsi="Times New Roman" w:cs="Times New Roman"/>
+                <w:sz w:val="20"/>
+                <w:szCs w:val="20"/>
+              </w:rPr>
               <w:t xml:space="preserve">, </w:t>
             </w:r>
             <w:proofErr w:type="spellStart"/>
@@ -4232,7 +4597,23 @@
                 <w:sz w:val="20"/>
                 <w:szCs w:val="20"/>
               </w:rPr>
+              <w:t xml:space="preserve"> [10]</w:t>
+            </w:r>
+            <w:r>
+              <w:rPr>
+                <w:rFonts w:ascii="Times New Roman" w:eastAsia="Times New Roman" w:hAnsi="Times New Roman" w:cs="Times New Roman"/>
+                <w:sz w:val="20"/>
+                <w:szCs w:val="20"/>
+              </w:rPr>
               <w:t>, Matlab</w:t>
+            </w:r>
+            <w:r>
+              <w:rPr>
+                <w:rFonts w:ascii="Times New Roman" w:eastAsia="Times New Roman" w:hAnsi="Times New Roman" w:cs="Times New Roman"/>
+                <w:sz w:val="20"/>
+                <w:szCs w:val="20"/>
+              </w:rPr>
+              <w:t xml:space="preserve"> [11]</w:t>
             </w:r>
           </w:p>
         </w:tc>
@@ -4274,6 +4655,14 @@
               </w:rPr>
               <w:t>Git</w:t>
             </w:r>
+            <w:r>
+              <w:rPr>
+                <w:rFonts w:ascii="Times New Roman" w:eastAsia="Times New Roman" w:hAnsi="Times New Roman" w:cs="Times New Roman"/>
+                <w:sz w:val="20"/>
+                <w:szCs w:val="20"/>
+              </w:rPr>
+              <w:t xml:space="preserve"> [12]</w:t>
+            </w:r>
           </w:p>
         </w:tc>
       </w:tr>
@@ -4413,6 +4802,14 @@
               </w:rPr>
               <w:t>Visual Studio Code</w:t>
             </w:r>
+            <w:r>
+              <w:rPr>
+                <w:rFonts w:ascii="Times New Roman" w:eastAsia="Times New Roman" w:hAnsi="Times New Roman" w:cs="Times New Roman"/>
+                <w:sz w:val="20"/>
+                <w:szCs w:val="20"/>
+              </w:rPr>
+              <w:t xml:space="preserve"> [13]</w:t>
+            </w:r>
           </w:p>
         </w:tc>
       </w:tr>
@@ -4451,6 +4848,14 @@
               </w:rPr>
               <w:t xml:space="preserve"> Edu</w:t>
             </w:r>
+            <w:r>
+              <w:rPr>
+                <w:rFonts w:ascii="Times New Roman" w:eastAsia="Times New Roman" w:hAnsi="Times New Roman" w:cs="Times New Roman"/>
+                <w:sz w:val="20"/>
+                <w:szCs w:val="20"/>
+              </w:rPr>
+              <w:t xml:space="preserve"> [5]</w:t>
+            </w:r>
           </w:p>
         </w:tc>
       </w:tr>
@@ -4478,6 +4883,14 @@
                 <w:szCs w:val="20"/>
               </w:rPr>
               <w:t>Sistema de control de versiones (GitHub)</w:t>
+            </w:r>
+            <w:r>
+              <w:rPr>
+                <w:rFonts w:ascii="Times New Roman" w:eastAsia="Times New Roman" w:hAnsi="Times New Roman" w:cs="Times New Roman"/>
+                <w:sz w:val="20"/>
+                <w:szCs w:val="20"/>
+              </w:rPr>
+              <w:t xml:space="preserve"> [14]</w:t>
             </w:r>
           </w:p>
         </w:tc>
